--- a/output_receita_federal/instrucao_normativa_srf/documents/in_srf_83_20011011.docx
+++ b/output_receita_federal/instrucao_normativa_srf/documents/in_srf_83_20011011.docx
@@ -17,7 +17,7 @@
     </w:p>
     <w:p>
       <w:r>
-        <w:t>O SECRETÁRIO DA RECEITA FEDERAL, no uso da atribuição que lhe confere o inciso III do art. 209 do Regimento Interno da Secretaria da Receita Federal, aprovado pela Portaria MF Nº 259, de 24 de agosto de 2001, e tendo em vista o disposto nas Leis Nº 8.023, de 12 de abril de 1990, No 8.134, de 27 de dezembro de 1990, Nº 9.249 e Nº 9.250, de 26 de dezembro de 1995, resolve:</w:t>
+        <w:t>O SECRETÁRIO DA RECEITA FEDERAL, no uso da atribuição que lhe confere o inciso III do art. 209 do Regimento Interno da Secretaria da Receita Federal, aprovado pela Portaria MF Nº 259, de 24 de agosto de 2001, e tendo em vista o disposto nas Leis Nº 8.023, de 12 de abril de 1990, nº 8.134, de 27 de dezembro de 1990, Nº 9.249 e Nº 9.250, de 26 de dezembro de 1995, resolve:</w:t>
       </w:r>
     </w:p>
     <w:p>
@@ -387,7 +387,15 @@
     </w:p>
     <w:p>
       <w:r>
-        <w:t>§ 3º Para efeito do disposto nos parágrafos anteriores, o contribuinte deve apresentar a Declaração de Ajuste Anual no modelo completo desde o ano-calendário em que obteve prejuízo até o ano-calendário em que efetuar a compensação.</w:t>
+        <w:t>§ 3º</w:t>
+      </w:r>
+    </w:p>
+    <w:p>
+      <w:r>
+        <w:rPr>
+          <w:i/>
+        </w:rPr>
+        <w:t>[Revogado(a) pelo(a) Instrução Normativa RFB nº 1558, de 31 de março de 2015]</w:t>
       </w:r>
     </w:p>
     <w:p>
@@ -552,6 +560,97 @@
     </w:p>
     <w:p>
       <w:r>
+        <w:t>Art. 23-A. A partir do ano-calendário de 2019 o produtor rural que auferir, durante o ano, receita bruta total da atividade rural superior a R$ 4.800.000,00 (quatro milhões e oitocentos mil reais) deverá entregar, com observância ao disposto no § 4º do art. 23, arquivo digital com a escrituração do Livro Caixa Digital do Produtor Rural (LCDPR), observado o disposto no § 5º.</w:t>
+      </w:r>
+    </w:p>
+    <w:p>
+      <w:r>
+        <w:rPr>
+          <w:i/>
+        </w:rPr>
+        <w:t>[Redação dada pelo(a) Instrução Normativa RFB nº 1903, de 24 de julho de 2019]</w:t>
+      </w:r>
+    </w:p>
+    <w:p>
+      <w:r>
+        <w:t>§ 1º O leiaute e o manual de preenchimento do LCDPR serão divulgados pela Coordenação-Geral de Programação e Estudos (Copes) por meio de Ato declaratório Executivo (ADE) a ser publicado no Diário Oficial da União (DOU).</w:t>
+      </w:r>
+    </w:p>
+    <w:p>
+      <w:r>
+        <w:rPr>
+          <w:i/>
+        </w:rPr>
+        <w:t>[Incluído(a) pelo(a) Instrução Normativa RFB nº 1848, de 28 de novembro de 2018]</w:t>
+      </w:r>
+    </w:p>
+    <w:p>
+      <w:r>
+        <w:t>§ 2º O LCDPR deverá ser assinado digitalmente, por meio de certificado digital válido, emitido por entidade credenciada pela Infraestrutura de Chaves Públicas Brasileira (ICP-Brasil), a fim de garantir a autoria do documento digital.</w:t>
+      </w:r>
+    </w:p>
+    <w:p>
+      <w:r>
+        <w:rPr>
+          <w:i/>
+        </w:rPr>
+        <w:t>[Incluído(a) pelo(a) Instrução Normativa RFB nº 1848, de 28 de novembro de 2018]</w:t>
+      </w:r>
+    </w:p>
+    <w:p>
+      <w:r>
+        <w:t>§ 3º A entrega do arquivo digital que contém o LCDPR escriturado e assinado em conformidade com o disposto nos §§ 1º e 2º à Secretaria Especial da Receita Federal do Brasil (RFB) deverá ser realizada até o final do prazo de entrega da Declaração do Imposto sobre a Renda da Pessoa Física do respectivo ano-calendário.</w:t>
+      </w:r>
+    </w:p>
+    <w:p>
+      <w:r>
+        <w:rPr>
+          <w:i/>
+        </w:rPr>
+        <w:t>[Redação dada pelo(a) Instrução Normativa RFB nº 1903, de 24 de julho de 2019]</w:t>
+      </w:r>
+    </w:p>
+    <w:p>
+      <w:r>
+        <w:t>§ 4º O contribuinte que auferir, no ano-calendário, receita bruta total da atividade rural inferior à prevista no caput poderá escriturar e entregar o LCDPR.</w:t>
+      </w:r>
+    </w:p>
+    <w:p>
+      <w:r>
+        <w:rPr>
+          <w:i/>
+        </w:rPr>
+        <w:t>[Incluído(a) pelo(a) Instrução Normativa RFB nº 1848, de 28 de novembro de 2018]</w:t>
+      </w:r>
+    </w:p>
+    <w:p>
+      <w:r>
+        <w:t>§ 5º Para o ano-calendário de 2019, excepcionalmente, o limite previsto no caput para obrigatoriedade de entrega do LCDPR será de R$ 7.200.000,00 (sete milhões e duzentos mil reais).</w:t>
+      </w:r>
+    </w:p>
+    <w:p>
+      <w:r>
+        <w:rPr>
+          <w:i/>
+        </w:rPr>
+        <w:t>[Incluído(a) pelo(a) Instrução Normativa RFB nº 1903, de 24 de julho de 2019]</w:t>
+      </w:r>
+    </w:p>
+    <w:p>
+      <w:r>
+        <w:t>Art. 23-B. Estará sujeito às multas previstas no art. 57 da Medida Provisória nº 2.158-35, de 24 de agosto de 2001, o produtor rural pessoa física que deixar de apresentar o LCDPR no prazo estabelecido pelo § 3º do art. 23-A ou o apresentar com incorreções ou omissões.</w:t>
+      </w:r>
+    </w:p>
+    <w:p>
+      <w:r>
+        <w:rPr>
+          <w:i/>
+        </w:rPr>
+        <w:t>[Incluído(a) pelo(a) Instrução Normativa RFB nº 1848, de 28 de novembro de 2018]</w:t>
+      </w:r>
+    </w:p>
+    <w:p>
+      <w:r>
         <w:t>Art. 24. A escrituração deve ser efetuada abrangendo todas as unidades rurais exploradas pelo contribuinte, de modo a permitir a apuração dos valores da receita bruta e das despesas de custeio e dos investimentos que integram o resultado da atividade rural.</w:t>
       </w:r>
     </w:p>
@@ -632,7 +731,7 @@
     </w:p>
     <w:p>
       <w:r>
-        <w:t>Art. 30. Fica formalmente revogada, sem interrupção de sua força normativa, a Instrução Normativa SRF No 17/96, de 4 de abril de 1996.</w:t>
+        <w:t>Art. 30. Fica formalmente revogada, sem interrupção de sua força normativa, a Instrução Normativa SRF nº 17/96, de 4 de abril de 1996.</w:t>
       </w:r>
     </w:p>
     <w:p>
